--- a/_inbox/PDI/07-gestao-projetos-tecnicos/atividade-2/7-apresentacao/pdi-gestao-projetos-tecnicos-a2.docx
+++ b/_inbox/PDI/07-gestao-projetos-tecnicos/atividade-2/7-apresentacao/pdi-gestao-projetos-tecnicos-a2.docx
@@ -24,7 +24,7 @@
           <w:b/>
           <w:sz w:val="46"/>
         </w:rPr>
-        <w:t>Fluxo Kanban e Metricas: lead time, throughput e WIP</w:t>
+        <w:t>Fluxo Kanban e Métricas: lead time, throughput e WIP</w:t>
       </w:r>
     </w:p>
     <w:p>
@@ -36,7 +36,7 @@
           <w:color w:val="6B7A8A"/>
           <w:sz w:val="24"/>
         </w:rPr>
-        <w:t>Documento Tecnico de PDI</w:t>
+        <w:t>Documento Técnico de PDI</w:t>
       </w:r>
     </w:p>
     <w:p>
@@ -72,7 +72,7 @@
           <w:color w:val="495560"/>
           <w:sz w:val="22"/>
         </w:rPr>
-        <w:t>Area: Automacao &amp; Infraestrutura</w:t>
+        <w:t>Área: Automação &amp; Infraestrutura</w:t>
         <w:br/>
       </w:r>
       <w:r>
@@ -102,12 +102,12 @@
     </w:p>
     <w:p>
       <w:r>
-        <w:t>O trabalho da area de Automacao &amp; Infraestrutura entrava por Slack, reuniao e e-mail, sem quadro unico e sem limite de trabalho em andamento. Com 2 pessoas e 9 itens paralelos, ninguem sabia dizer o que entrega nesta semana.</w:t>
+        <w:t>O trabalho da área de Automação &amp; Infraestrutura entrava por Slack, reunião e e-mail, sem quadro único e sem limite de trabalho em andamento. Com 2 pessoas e 9 itens paralelos, ninguém sabia dizer o que entrega nesta semana.</w:t>
       </w:r>
     </w:p>
     <w:p>
       <w:r>
-        <w:t>A falta de fluxo visivel gerava priorizacao por gritaria: quem pedia mais alto passava na frente, e o trabalho importante mas silencioso apodrecia na fila.</w:t>
+        <w:t>A falta de fluxo visível gerava priorização por gritaria: quem pedia mais alto passava na frente, e o trabalho importante mas silencioso apodrecia na fila.</w:t>
       </w:r>
     </w:p>
     <w:p>
@@ -118,12 +118,12 @@
         <w:rPr>
           <w:color w:val="8B1E1E"/>
         </w:rPr>
-        <w:t>2. Diagnostico</w:t>
+        <w:t>2. Diagnóstico</w:t>
       </w:r>
     </w:p>
     <w:p>
       <w:r>
-        <w:t>Linha de base (ago/2026): lead time medio de 11 dias uteis, throughput de 1,5 entrega por semana e WIP medio de 9 itens. O gargalo real estava em Revisao: validacao com a operacao sem prazo travava cartoes por ate 18 dias.</w:t>
+        <w:t>Linha de base (ago/2026): lead time médio de 11 dias úteis, throughput de 1,5 entrega por semana e WIP médio de 9 itens. O gargalo real estava em Revisão: validação com a operação sem prazo travava cartões por até 18 dias.</w:t>
       </w:r>
     </w:p>
     <w:p>
@@ -131,7 +131,7 @@
         <w:pStyle w:val="ListBullet"/>
       </w:pPr>
       <w:r>
-        <w:t>Sem WIP limitado, comecar e mais facil que terminar</w:t>
+        <w:t>Sem WIP limitado, começar é mais fácil que terminar</w:t>
       </w:r>
     </w:p>
     <w:p>
@@ -139,7 +139,7 @@
         <w:pStyle w:val="ListBullet"/>
       </w:pPr>
       <w:r>
-        <w:t>Sem metrica, discussao de prazo e opiniao contra opiniao</w:t>
+        <w:t>Sem métrica, discussão de prazo e opinião contra opinião</w:t>
       </w:r>
     </w:p>
     <w:p>
@@ -147,7 +147,7 @@
         <w:pStyle w:val="ListBullet"/>
       </w:pPr>
       <w:r>
-        <w:t>Revisao sem SLA vira cemiterio de cartao pronto</w:t>
+        <w:t>Revisão sem SLA vira cemitério de cartão pronto</w:t>
       </w:r>
     </w:p>
     <w:p>
@@ -158,12 +158,12 @@
         <w:rPr>
           <w:color w:val="8B1E1E"/>
         </w:rPr>
-        <w:t>3. Solucao</w:t>
+        <w:t>3. Solução</w:t>
       </w:r>
     </w:p>
     <w:p>
       <w:r>
-        <w:t>Kanban com 4 colunas e WIP limitado (Fazendo 2 por pessoa, Revisao max 3), classes de servico (padrao, urgente, data fixa) e 3 metricas medidas toda sexta: lead time, throughput e WIP.</w:t>
+        <w:t>Kanban com 4 colunas e WIP limitado (Fazendo 2 por pessoa, Revisão max 3), classes de serviço (padrão, urgente, data fixa) e 3 métricas medidas toda sexta: lead time, throughput e WIP.</w:t>
       </w:r>
     </w:p>
     <w:p>
@@ -171,7 +171,7 @@
         <w:pStyle w:val="ListBullet"/>
       </w:pPr>
       <w:r>
-        <w:t>STANDARD-KANBAN-METRICAS.md: colunas, WIP, definicoes, rotina semanal</w:t>
+        <w:t>STANDARD-KANBAN-METRICAS.md: colunas, WIP, definições, rotina semanal</w:t>
       </w:r>
     </w:p>
     <w:p>
@@ -203,7 +203,7 @@
     </w:p>
     <w:p>
       <w:r>
-        <w:t>Demanda refinada entra em A Fazer ordenada. So puxa para Fazendo se ha vaga no WIP. Pronto tecnico vai para Revisao com validador e data; validacao OK conclui e registra lead time. Sexta: registra as 3 metricas, ataca o cartao mais antigo e decide 1 ajuste.</w:t>
+        <w:t>Demanda refinada entra em A Fazer ordenada. Só puxa para Fazendo se há vaga no WIP. Pronto técnico vai para Revisão com validador e data; validação OK conclui e registra lead time. Sexta: registra as 3 métricas, ataca o cartão mais antigo e decide 1 ajuste.</w:t>
       </w:r>
     </w:p>
     <w:p>
@@ -244,7 +244,7 @@
           </w:tcPr>
           <w:p>
             <w:r>
-              <w:t>Conteudo</w:t>
+              <w:t>Conteúdo</w:t>
             </w:r>
           </w:p>
         </w:tc>
@@ -266,7 +266,7 @@
           </w:tcPr>
           <w:p>
             <w:r>
-              <w:t>Colunas, limites, metricas, rotina e anti-padroes</w:t>
+              <w:t>Colunas, limites, métricas, rotina e anti-padroes</w:t>
             </w:r>
           </w:p>
         </w:tc>
@@ -390,7 +390,7 @@
         <w:rPr>
           <w:color w:val="8B1E1E"/>
         </w:rPr>
-        <w:t>6. Metricas de sucesso</w:t>
+        <w:t>6. Métricas de sucesso</w:t>
       </w:r>
     </w:p>
     <w:tbl>
@@ -411,7 +411,7 @@
           </w:tcPr>
           <w:p>
             <w:r>
-              <w:t>Metrica</w:t>
+              <w:t>Métrica</w:t>
             </w:r>
           </w:p>
         </w:tc>
@@ -443,7 +443,7 @@
           </w:tcPr>
           <w:p>
             <w:r>
-              <w:t>Lead time medio</w:t>
+              <w:t>Lead time médio</w:t>
             </w:r>
           </w:p>
         </w:tc>
@@ -453,7 +453,7 @@
           </w:tcPr>
           <w:p>
             <w:r>
-              <w:t>11 dias uteis (ago/2026)</w:t>
+              <w:t>11 dias úteis (ago/2026)</w:t>
             </w:r>
           </w:p>
         </w:tc>
@@ -463,7 +463,7 @@
           </w:tcPr>
           <w:p>
             <w:r>
-              <w:t>5 dias uteis (meta)</w:t>
+              <w:t>5 dias úteis (meta)</w:t>
             </w:r>
           </w:p>
         </w:tc>
@@ -507,7 +507,7 @@
           </w:tcPr>
           <w:p>
             <w:r>
-              <w:t>WIP medio</w:t>
+              <w:t>WIP médio</w:t>
             </w:r>
           </w:p>
         </w:tc>
@@ -541,7 +541,7 @@
         <w:t xml:space="preserve">Nota: </w:t>
       </w:r>
       <w:r>
-        <w:t>Metas projetadas para 4 semanas de operacao do quadro; medidas toda sexta no template semanal.</w:t>
+        <w:t>Metas projetadas para 4 semanas de operação do quadro; medidas toda sexta no template semanal.</w:t>
       </w:r>
     </w:p>
     <w:sectPr>
